--- a/templates/topic-planning-form.docx
+++ b/templates/topic-planning-form.docx
@@ -2,30 +2,45 @@
 <file path=word/document.xml><?xml version="1.0" encoding="utf-8"?>
 <w:document xmlns:w="http://schemas.openxmlformats.org/wordprocessingml/2006/main" xmlns:m="http://schemas.openxmlformats.org/officeDocument/2006/math" xmlns:r="http://schemas.openxmlformats.org/officeDocument/2006/relationships" xmlns:o="urn:schemas-microsoft-com:office:office" xmlns:v="urn:schemas-microsoft-com:vml" xmlns:w10="urn:schemas-microsoft-com:office:word" xmlns:a="http://schemas.openxmlformats.org/drawingml/2006/main" xmlns:pic="http://schemas.openxmlformats.org/drawingml/2006/picture" xmlns:wp="http://schemas.openxmlformats.org/drawingml/2006/wordprocessingDrawing">
   <w:body>
+    <w:bookmarkStart w:id="21" w:name="topic-planning-form-my-interest-guide"/>
     <w:p>
       <w:pPr>
-        <w:pStyle w:val="Title"/>
+        <w:pStyle w:val="Heading1"/>
       </w:pPr>
       <w:r>
-        <w:t xml:space="preserve">Topic Planning Form (D/505/6398)</w:t>
+        <w:t xml:space="preserve">Topic Planning Form: My interest guide</w:t>
       </w:r>
     </w:p>
-    <w:bookmarkStart w:id="27" w:name="Xf8110458c625a9b60c211fe8ab2825169591090"/>
     <w:p>
       <w:pPr>
-        <w:pStyle w:val="Heading1"/>
+        <w:pStyle w:val="FirstParagraph"/>
       </w:pPr>
       <w:r>
-        <w:t xml:space="preserve">Topic Planning Form: Special Interest Report (5+ Pages)</w:t>
+        <w:t xml:space="preserve">Level 1 Word Processing Software (Unit D/505/6398)</w:t>
       </w:r>
     </w:p>
-    <w:bookmarkStart w:id="21" w:name="Xcffb4e52be0d0ccaf5732cffb55b816345cef7b"/>
     <w:p>
       <w:pPr>
-        <w:pStyle w:val="Heading3"/>
+        <w:pStyle w:val="BodyText"/>
       </w:pPr>
       <w:r>
-        <w:t xml:space="preserve">Level 1 Word Processing Software (Unit D/505/6398)</w:t>
+        <w:t xml:space="preserve">Save your own copy before filling it in. Click or tap a field to type, choose a dropdown option or select a date.</w:t>
+      </w:r>
+    </w:p>
+    <w:p>
+      <w:pPr>
+        <w:pStyle w:val="BodyText"/>
+      </w:pPr>
+      <w:r>
+        <w:t xml:space="preserve">Complete your learner details and Section 1 during Task 1. Complete Sections 2, 3 and 4 alongside Tasks 2, 3 and 4. Section 5 is for your teacher. Short notes are enough.</w:t>
+      </w:r>
+    </w:p>
+    <w:p>
+      <w:pPr>
+        <w:pStyle w:val="BodyText"/>
+      </w:pPr>
+      <w:r>
+        <w:t xml:space="preserve">Plan at least five pages: a cover, automatic contents and three short content pages. Short paragraphs, pictures, lists and tables can share these pages.</w:t>
       </w:r>
     </w:p>
     <w:tbl>
@@ -251,7 +266,7 @@
     <w:bookmarkStart w:id="22" w:name="chosen-topic-target-audience"/>
     <w:p>
       <w:pPr>
-        <w:pStyle w:val="Heading2"/>
+        <w:pStyle w:val="Heading1"/>
       </w:pPr>
       <w:r>
         <w:t xml:space="preserve">1. Chosen Topic &amp; Target Audience</w:t>
@@ -403,50 +418,7 @@
                 <w:b/>
                 <w:bCs/>
               </w:rPr>
-              <w:t xml:space="preserve">What are the 3 things that most interest you about your chosen topic?</w:t>
-            </w:r>
-          </w:p>
-        </w:tc>
-        <w:tc>
-          <w:tcPr/>
-          <w:p>
-            <w:pPr>
-              <w:pStyle w:val="Compact"/>
-              <w:jc w:val="left"/>
-            </w:pPr>
-            <w:sdt>
-              <w:sdtPr>
-                <w:alias w:val="Three Interesting Things"/>
-                <w:tag w:val="ThreeInterestingThings"/>
-                <w:text/>
-              </w:sdtPr>
-              <w:sdtContent>
-                <w:r>
-                  <w:rPr>
-                    <w:color w:val="708090"/>
-                    <w:i/>
-                  </w:rPr>
-                  <w:t>1. (First point)  2. (Second point)  3. (Third point)</w:t>
-                </w:r>
-              </w:sdtContent>
-            </w:sdt>
-          </w:p>
-        </w:tc>
-      </w:tr>
-      <w:tr>
-        <w:tc>
-          <w:tcPr/>
-          <w:p>
-            <w:pPr>
-              <w:pStyle w:val="Compact"/>
-              <w:jc w:val="left"/>
-            </w:pPr>
-            <w:r>
-              <w:rPr>
-                <w:b/>
-                <w:bCs/>
-              </w:rPr>
-              <w:t xml:space="preserve">What are the 3 most important things to understand about your chosen topic?</w:t>
+              <w:t xml:space="preserve">What three things should your reader learn?</w:t>
             </w:r>
           </w:p>
         </w:tc>
@@ -489,7 +461,7 @@
                 <w:b/>
                 <w:bCs/>
               </w:rPr>
-              <w:t xml:space="preserve">Who is the target audience for your 5+ page guide?</w:t>
+              <w:t xml:space="preserve">Who is the reader for your guide?</w:t>
             </w:r>
             <w:r>
               <w:rPr>
@@ -629,10 +601,18 @@
     <w:bookmarkStart w:id="23" w:name="information-asset-sourcing-plan"/>
     <w:p>
       <w:pPr>
-        <w:pStyle w:val="Heading2"/>
+        <w:pStyle w:val="Heading1"/>
       </w:pPr>
       <w:r>
         <w:t xml:space="preserve">2. Information &amp; Asset Sourcing Plan</w:t>
+      </w:r>
+    </w:p>
+    <w:p>
+      <w:pPr>
+        <w:pStyle w:val="FirstParagraph"/>
+      </w:pPr>
+      <w:r>
+        <w:t xml:space="preserve">Complete this section alongside Task 2. For sources already recorded in your booklet, write “see booklet source log” instead of copying the details again.</w:t>
       </w:r>
     </w:p>
     <w:tbl>
@@ -962,13 +942,13 @@
       </w:tr>
     </w:tbl>
     <w:bookmarkEnd w:id="23"/>
-    <w:bookmarkStart w:id="24" w:name="document-structure-plan-5-pages"/>
+    <w:bookmarkStart w:id="24" w:name="X9dfcff51914384b5680b396cf05e245e44ea6c1"/>
     <w:p>
       <w:pPr>
-        <w:pStyle w:val="Heading2"/>
+        <w:pStyle w:val="Heading1"/>
       </w:pPr>
       <w:r>
-        <w:t xml:space="preserve">3. Document Structure Plan (5+ Pages)</w:t>
+        <w:t xml:space="preserve">3. Document Structure Plan (At Least Five Pages)</w:t>
       </w:r>
     </w:p>
     <w:p>
@@ -980,7 +960,7 @@
           <w:i/>
           <w:iCs/>
         </w:rPr>
-        <w:t xml:space="preserve">Suggested document structure. You may modify the section titles and planned features to match your chosen subject:</w:t>
+        <w:t xml:space="preserve">Complete this section alongside Task 3. These are suggested content-page titles and features; adapt them to your topic. Use Heading 1 for main sections and Heading 2 for at least one subsection. Heading 3 is an optional extension.</w:t>
       </w:r>
     </w:p>
     <w:tbl>
@@ -1184,13 +1164,12 @@
                 <w:alias w:val="Page 2 Style"/>
                 <w:tag w:val="P2Style"/>
                 <w:dropDownList>
-                  <w:listItem w:displayText="Heading 1" w:value="Heading 1"/>
-                  <w:listItem w:displayText="Heading 1, Heading 2" w:value="Heading 1, Heading 2"/>
+                  <w:listItem w:displayText="Automatic contents title" w:value="Automatic contents title"/>
                 </w:dropDownList>
               </w:sdtPr>
               <w:sdtContent>
                 <w:r>
-                  <w:t>Heading 1</w:t>
+                  <w:t>Automatic contents title</w:t>
                 </w:r>
               </w:sdtContent>
             </w:sdt>
@@ -1270,7 +1249,7 @@
                 <w:dropDownList>
                   <w:listItem w:displayText="Heading 1, Heading 2" w:value="Heading 1, Heading 2"/>
                   <w:listItem w:displayText="Heading 1" w:value="Heading 1"/>
-                  <w:listItem w:displayText="Heading 1, Heading 2, Heading 3" w:value="Heading 1, Heading 2, Heading 3"/>
+                  <w:listItem w:displayText="Heading 1, Heading 2, Heading 3 (optional)" w:value="Heading 1, Heading 2, Heading 3"/>
                 </w:dropDownList>
               </w:sdtPr>
               <w:sdtContent>
@@ -1355,7 +1334,7 @@
                 <w:dropDownList>
                   <w:listItem w:displayText="Heading 1, Heading 2" w:value="Heading 1, Heading 2"/>
                   <w:listItem w:displayText="Heading 1" w:value="Heading 1"/>
-                  <w:listItem w:displayText="Heading 1, Heading 2, Heading 3" w:value="Heading 1, Heading 2, Heading 3"/>
+                  <w:listItem w:displayText="Heading 1, Heading 2, Heading 3 (optional)" w:value="Heading 1, Heading 2, Heading 3"/>
                 </w:dropDownList>
               </w:sdtPr>
               <w:sdtContent>
@@ -1440,7 +1419,7 @@
                 <w:dropDownList>
                   <w:listItem w:displayText="Heading 1, Heading 2" w:value="Heading 1, Heading 2"/>
                   <w:listItem w:displayText="Heading 1" w:value="Heading 1"/>
-                  <w:listItem w:displayText="Heading 1, Heading 2, Heading 3" w:value="Heading 1, Heading 2, Heading 3"/>
+                  <w:listItem w:displayText="Heading 1, Heading 2, Heading 3 (optional)" w:value="Heading 1, Heading 2, Heading 3"/>
                 </w:dropDownList>
               </w:sdtPr>
               <w:sdtContent>
@@ -1575,7 +1554,7 @@
     <w:bookmarkStart w:id="25" w:name="typography-styling-choices"/>
     <w:p>
       <w:pPr>
-        <w:pStyle w:val="Heading2"/>
+        <w:pStyle w:val="Heading1"/>
       </w:pPr>
       <w:r>
         <w:t xml:space="preserve">4. Typography &amp; Styling Choices</w:t>
@@ -1590,7 +1569,7 @@
           <w:i/>
           <w:iCs/>
         </w:rPr>
-        <w:t xml:space="preserve">Browse the Word font list and Style gallery to identify your planned font families, sizes, and accent colours for headings, body text, and callout boxes. Record your planned choices and reasons below:</w:t>
+        <w:t xml:space="preserve">Complete this section alongside Task 4. Try fonts, sizes, spacing and colours in Word. Record your choices and a short reason for each. Use body text of 12pt or larger to suit your reader. For Other / Custom, write the font and size in the notes beside your choice.</w:t>
       </w:r>
     </w:p>
     <w:tbl>
@@ -1677,10 +1656,15 @@
                 <w:dropDownList>
                   <w:listItem w:displayText="Choose body font..." w:value="Choose body font..."/>
                   <w:listItem w:displayText="Calibri (12pt)" w:value="Calibri (12pt)"/>
+                  <w:listItem w:displayText="Calibri (14pt)" w:value="Calibri (14pt)"/>
                   <w:listItem w:displayText="Arial (12pt)" w:value="Arial (12pt)"/>
+                  <w:listItem w:displayText="Arial (14pt)" w:value="Arial (14pt)"/>
                   <w:listItem w:displayText="Aptos (12pt)" w:value="Aptos (12pt)"/>
+                  <w:listItem w:displayText="Aptos (14pt)" w:value="Aptos (14pt)"/>
                   <w:listItem w:displayText="Segoe UI (12pt)" w:value="Segoe UI (12pt)"/>
+                  <w:listItem w:displayText="Segoe UI (14pt)" w:value="Segoe UI (14pt)"/>
                   <w:listItem w:displayText="Georgia (12pt)" w:value="Georgia (12pt)"/>
+                  <w:listItem w:displayText="Georgia (14pt)" w:value="Georgia (14pt)"/>
                   <w:listItem w:displayText="Other / Custom" w:value="Other / Custom"/>
                 </w:dropDownList>
               </w:sdtPr>
@@ -1953,7 +1937,7 @@
     <w:bookmarkStart w:id="26" w:name="teacher-approval-feedback"/>
     <w:p>
       <w:pPr>
-        <w:pStyle w:val="Heading2"/>
+        <w:pStyle w:val="Heading1"/>
       </w:pPr>
       <w:r>
         <w:t xml:space="preserve">5. Teacher Approval &amp; Feedback</w:t>
@@ -2093,7 +2077,7 @@
                 <w:b/>
                 <w:bCs/>
               </w:rPr>
-              <w:t xml:space="preserve">Structure meets 5+ page requirement?</w:t>
+              <w:t xml:space="preserve">Structure includes a cover, contents and at least three content pages?</w:t>
             </w:r>
           </w:p>
         </w:tc>
@@ -2292,7 +2276,6 @@
       </w:sdt>
     </w:p>
     <w:bookmarkEnd w:id="26"/>
-    <w:bookmarkEnd w:id="27"/>
     <w:sectPr>
       <w:headerReference r:id="rId10" w:type="default"/>
       <w:footerReference r:id="rId11" w:type="default"/>
@@ -2532,12 +2515,14 @@
               <w:text/>
             </w:sdtPr>
             <w:sdtContent>
-              <w:r>
-                <w:rPr>
-                  <w:rStyle w:val="PlaceholderText"/>
-                </w:rPr>
-                <w:t>[Title]</w:t>
-              </w:r>
+              <w:fldSimple w:instr=" DOCPROPERTY Subject " w:dirty="true">
+                <w:r>
+                  <w:rPr>
+                    <w:rStyle w:val="PlaceholderText"/>
+                  </w:rPr>
+                  <w:t>Word Processing Software (D/505/6398)</w:t>
+                </w:r>
+              </w:fldSimple>
             </w:sdtContent>
           </w:sdt>
           <w:r>
@@ -7977,6 +7962,179 @@
       <w:rFonts w:ascii="Verdana" w:hAnsi="Verdana"/>
       <w:sz w:val="36"/>
       <w:szCs w:val="36"/>
+    </w:rPr>
+  </w:style>
+  <w:style w:customStyle="1" w:styleId="Compact" w:type="paragraph">
+    <w:name w:val="Compact"/>
+    <w:basedOn w:val="Normal"/>
+    <w:pPr>
+      <w:keepNext w:val="0"/>
+      <w:keepLines/>
+      <w:spacing w:after="60" w:before="0" w:line="240" w:lineRule="auto"/>
+    </w:pPr>
+    <w:rPr>
+      <w:sz w:val="28"/>
+    </w:rPr>
+  </w:style>
+  <w:style w:customStyle="1" w:styleId="EvidenceSpace" w:type="paragraph">
+    <w:name w:val="EvidenceSpace"/>
+    <w:basedOn w:val="Normal"/>
+    <w:pPr>
+      <w:keepNext w:val="0"/>
+      <w:keepLines/>
+      <w:spacing w:after="0" w:before="0" w:line="400" w:lineRule="exact"/>
+    </w:pPr>
+    <w:rPr>
+      <w:sz w:val="28"/>
+    </w:rPr>
+  </w:style>
+  <w:style w:customStyle="1" w:styleId="EvidenceHint" w:type="paragraph">
+    <w:name w:val="EvidenceHint"/>
+    <w:basedOn w:val="Normal"/>
+    <w:pPr>
+      <w:keepNext/>
+      <w:keepLines/>
+      <w:spacing w:after="80" w:before="0"/>
+    </w:pPr>
+    <w:rPr>
+      <w:i/>
+      <w:color w:val="475569"/>
+      <w:sz w:val="28"/>
+    </w:rPr>
+  </w:style>
+  <w:style w:customStyle="1" w:styleId="CoverFrame" w:type="table">
+    <w:name w:val="CoverFrame"/>
+    <w:basedOn w:val="TableNormal"/>
+    <w:tblPr>
+      <w:tblBorders>
+        <w:top w:color="000000" w:sz="4" w:val="single"/>
+        <w:left w:color="000000" w:sz="4" w:val="single"/>
+        <w:bottom w:color="000000" w:sz="4" w:val="single"/>
+        <w:right w:color="000000" w:sz="4" w:val="single"/>
+        <w:insideH w:color="000000" w:sz="4" w:val="nil"/>
+        <w:insideV w:color="000000" w:sz="4" w:val="nil"/>
+      </w:tblBorders>
+      <w:tblCellMar>
+        <w:top w:type="dxa" w:w="140"/>
+        <w:left w:type="dxa" w:w="140"/>
+        <w:bottom w:type="dxa" w:w="140"/>
+        <w:right w:type="dxa" w:w="140"/>
+      </w:tblCellMar>
+    </w:tblPr>
+  </w:style>
+  <w:style w:customStyle="1" w:styleId="CoverDates" w:type="table">
+    <w:name w:val="CoverDates"/>
+    <w:basedOn w:val="TableNormal"/>
+    <w:tblPr>
+      <w:tblBorders>
+        <w:top w:color="000000" w:sz="4" w:val="single"/>
+        <w:left w:color="000000" w:sz="4" w:val="single"/>
+        <w:bottom w:color="000000" w:sz="4" w:val="single"/>
+        <w:right w:color="000000" w:sz="4" w:val="single"/>
+        <w:insideH w:color="000000" w:sz="4" w:val="single"/>
+        <w:insideV w:color="000000" w:sz="4" w:val="single"/>
+      </w:tblBorders>
+      <w:tblCellMar>
+        <w:top w:type="dxa" w:w="100"/>
+        <w:left w:type="dxa" w:w="100"/>
+        <w:bottom w:type="dxa" w:w="100"/>
+        <w:right w:type="dxa" w:w="100"/>
+      </w:tblCellMar>
+    </w:tblPr>
+    <w:tblStylePr w:type="firstRow">
+      <w:rPr>
+        <w:b/>
+      </w:rPr>
+    </w:tblStylePr>
+  </w:style>
+  <w:style w:customStyle="1" w:styleId="CoverName" w:type="paragraph">
+    <w:name w:val="CoverName"/>
+    <w:basedOn w:val="Normal"/>
+    <w:pPr>
+      <w:keepNext/>
+      <w:keepLines/>
+      <w:spacing w:after="360" w:before="360" w:line="240" w:lineRule="auto"/>
+      <w:jc w:val="left"/>
+    </w:pPr>
+    <w:rPr>
+      <w:rFonts w:ascii="Arial" w:hAnsi="Arial"/>
+      <w:b w:val="0"/>
+      <w:sz w:val="44"/>
+    </w:rPr>
+  </w:style>
+  <w:style w:customStyle="1" w:styleId="CoverQualification" w:type="paragraph">
+    <w:name w:val="CoverQualification"/>
+    <w:basedOn w:val="Normal"/>
+    <w:pPr>
+      <w:keepNext/>
+      <w:keepLines/>
+      <w:spacing w:after="0" w:before="0" w:line="240" w:lineRule="auto"/>
+      <w:jc w:val="center"/>
+    </w:pPr>
+    <w:rPr>
+      <w:rFonts w:ascii="Arial" w:hAnsi="Arial"/>
+      <w:b w:val="0"/>
+      <w:sz w:val="48"/>
+    </w:rPr>
+  </w:style>
+  <w:style w:customStyle="1" w:styleId="CoverCode" w:type="paragraph">
+    <w:name w:val="CoverCode"/>
+    <w:basedOn w:val="Normal"/>
+    <w:pPr>
+      <w:keepNext/>
+      <w:keepLines/>
+      <w:spacing w:after="480" w:before="0" w:line="240" w:lineRule="auto"/>
+      <w:jc w:val="center"/>
+    </w:pPr>
+    <w:rPr>
+      <w:rFonts w:ascii="Arial" w:hAnsi="Arial"/>
+      <w:b/>
+      <w:sz w:val="48"/>
+    </w:rPr>
+  </w:style>
+  <w:style w:customStyle="1" w:styleId="CoverUnitTitle" w:type="paragraph">
+    <w:name w:val="CoverUnitTitle"/>
+    <w:basedOn w:val="Normal"/>
+    <w:pPr>
+      <w:keepNext/>
+      <w:keepLines/>
+      <w:spacing w:after="360" w:before="0" w:line="240" w:lineRule="auto"/>
+      <w:jc w:val="center"/>
+    </w:pPr>
+    <w:rPr>
+      <w:rFonts w:ascii="Arial" w:hAnsi="Arial"/>
+      <w:b/>
+      <w:sz w:val="48"/>
+    </w:rPr>
+  </w:style>
+  <w:style w:customStyle="1" w:styleId="CoverArtwork" w:type="paragraph">
+    <w:name w:val="CoverArtwork"/>
+    <w:basedOn w:val="Normal"/>
+    <w:pPr>
+      <w:keepNext w:val="0"/>
+      <w:keepLines/>
+      <w:spacing w:after="240" w:before="120" w:line="240" w:lineRule="auto"/>
+      <w:jc w:val="center"/>
+    </w:pPr>
+    <w:rPr>
+      <w:rFonts w:ascii="Arial" w:hAnsi="Arial"/>
+      <w:b w:val="0"/>
+      <w:sz w:val="28"/>
+    </w:rPr>
+  </w:style>
+  <w:style w:customStyle="1" w:styleId="AssessmentCriteria" w:type="paragraph">
+    <w:name w:val="Assessment Criteria"/>
+    <w:basedOn w:val="Normal"/>
+    <w:next w:val="Normal"/>
+    <w:qFormat/>
+    <w:pPr>
+      <w:keepNext w:val="0"/>
+      <w:keepLines/>
+      <w:spacing w:after="40" w:before="0" w:line="240" w:lineRule="auto"/>
+    </w:pPr>
+    <w:rPr>
+      <w:sz w:val="24"/>
+      <w:szCs w:val="24"/>
     </w:rPr>
   </w:style>
   <w:style w:type="paragraph" w:customStyle="1" w:styleId="SourceCode">
